--- a/eu-gmp-rag/ausgabe/Teil I Kapitel 4 Dokumentation.docx
+++ b/eu-gmp-rag/ausgabe/Teil I Kapitel 4 Dokumentation.docx
@@ -16,31 +16,9 @@
       </w:r>
     </w:p>
     <w:p>
-      <w:r>
-        <w:t>Anlage 1 zur Bekanntmachung des Bundesministeriums für Gesundheit zu § 2 Nummer 3 der Arzneimittel- und Wirkstoffherstellungsverordnung vom 8. August 2011 (BAnz. Nr. 125, S. 2901-2906)</w:t>
-      </w:r>
-    </w:p>
-    <w:p>
-      <w:r>
-        <w:t>EG-Leitfaden der Guten Herstellungspraxis</w:t>
-      </w:r>
-    </w:p>
-    <w:p>
-      <w:r>
-        <w:t>Kapitel 4 Dokumentation</w:t>
-      </w:r>
-    </w:p>
-    <w:p>
-      <w:r>
-        <w:t>Inhaltsverzeichnis</w:t>
-      </w:r>
-    </w:p>
-    <w:p>
-      <w:r>
-        <w:t>Grundsätze Erforderliche GMP Dokumentation Erzeugung und Kontrolle der Dokumentation Gute Dokumentationspraxis Aufbewahrung der Dokumente Spezifikationen Herstellungsvorschriften und Verarbeitungsanweisungen Verfahrensbeschreibungen und Protokolle</w:t>
-      </w:r>
-    </w:p>
-    <w:p>
+      <w:pPr>
+        <w:pStyle w:val="Heading2"/>
+      </w:pPr>
       <w:r>
         <w:t>Grundsätze</w:t>
       </w:r>
@@ -52,12 +30,7 @@
     </w:p>
     <w:p>
       <w:r>
-        <w:t>Es gibt zwei grundsätzliche Dokumentationstypen, um GMP Übereinstimmung zu erreichen und zu dokumentieren: Vorschriften (Anweisungen, Anforderungen) und Protokolle / Berich-</w:t>
-      </w:r>
-    </w:p>
-    <w:p>
-      <w:r>
-        <w:t>te. Eine geeignete gute Dokumentationspraxis sollte entsprechend dem jeweiligen Dokumentationstyp angepasst sein.</w:t>
+        <w:t>Es gibt zwei grundsätzliche Dokumentationstypen, um GMP Übereinstimmung zu erreichen und zu dokumentieren: Vorschriften (Anweisungen, Anforderungen) und Protokolle / Berichte. Eine geeignete gute Dokumentationspraxis sollte entsprechend dem jeweiligen Dokumentationstyp angepasst sein.</w:t>
       </w:r>
     </w:p>
     <w:p>
@@ -66,16 +39,30 @@
       </w:r>
     </w:p>
     <w:p>
+      <w:pPr>
+        <w:pStyle w:val="Heading2"/>
+      </w:pPr>
       <w:r>
         <w:t>Erforderliche GMP Dokumentation (nach Typus)</w:t>
       </w:r>
     </w:p>
     <w:p>
+      <w:pPr>
+        <w:pStyle w:val="Heading2"/>
+      </w:pPr>
       <w:r>
-        <w:t>Site Master File: Ein Dokument, das die GMP-bezogenen Aktivitäten des Herstellers beschreibt.</w:t>
+        <w:t>Site Master File:</w:t>
       </w:r>
     </w:p>
     <w:p>
+      <w:r>
+        <w:t>Ein Dokument, das die GMP-bezogenen Aktivitäten des Herstellers beschreibt.</w:t>
+      </w:r>
+    </w:p>
+    <w:p>
+      <w:pPr>
+        <w:pStyle w:val="Heading2"/>
+      </w:pPr>
       <w:r>
         <w:t>Vorschriften (Anweisungen oder Anforderungen):</w:t>
       </w:r>
@@ -86,8 +73,11 @@
       </w:r>
     </w:p>
     <w:p>
+      <w:pPr>
+        <w:pStyle w:val="Heading2"/>
+      </w:pPr>
       <w:r>
-        <w:t>Herstellungsvorschriften, Verarbeitungs-, Verpackungs- und Prüfanweisungen geben Details an für alle eingesetzten Ausgangsmaterialien, Ausrüstungen und Computersysteme (soweit zutreffend) und legen alle Anforderungen an die Verarbeitungs- und Verpackungsvorgänge, Probenahme und Prüfung fest. Inprozesskontrollen und zum Einsatz kommende prozessanalytische Technologien sollten, soweit relevant, mit ihren Akzeptanzkriterien festgelegt werden.</w:t>
+        <w:t>Herstellungsvorschriften, Verarbeitungs-, Verpackungs- und Prüfanweisungen geben Details an für alle eingesetzten Ausgangsmaterialien, Ausrüstungen und Computersysteme (soweit zutreffend) und legen alle Anforderungen an die Verarbeitungsund Verpackungsvorgänge, Probenahme und Prüfung fest. Inprozesskontrollen und zum Einsatz kommende prozessanalytische Technologien sollten, soweit relevant, mit ihren Akzeptanzkriterien festgelegt werden.</w:t>
       </w:r>
     </w:p>
     <w:p>
@@ -101,6 +91,9 @@
       </w:r>
     </w:p>
     <w:p>
+      <w:pPr>
+        <w:pStyle w:val="Heading2"/>
+      </w:pPr>
       <w:r>
         <w:t>Protokolle / Berichtstypen:</w:t>
       </w:r>
@@ -121,6 +114,9 @@
       </w:r>
     </w:p>
     <w:p>
+      <w:pPr>
+        <w:pStyle w:val="Heading2"/>
+      </w:pPr>
       <w:r>
         <w:t>Erzeugung und Kontrolle der Dokumentation</w:t>
       </w:r>
@@ -132,7 +128,12 @@
     </w:p>
     <w:p>
       <w:r>
-        <w:t>1 Im anderen Falle kann die Zertifizierung ganz oder teilweise auf der Abschätzung der „real time data“ (zusammenfassende Berichte und "exception reports") der chargenbezogenen prozessanalytischen Technologie (PAT), oder den Parametern oder Messwerten entsprechend den Zulassungsunterlagen basieren. 4.2 Unterlagen sollten sorgfältig konzipiert, erstellt, überprüft und verteilt werden. Sie sollten den jeweiligen Vorgaben der Produktspezifikation, der Herstellungserlaubnis und der Zulassungsunterlagen, soweit zutreffend, entsprechen. Die Erstellung von Vervielfältigungen der Originalunterlagen als Arbeitsunterlagen sollte nicht zu Fehlern durch den Vervielfältigungsprozess führen.</w:t>
+        <w:t>1 Im anderen Falle kann die Zertifizierung ganz oder teilweise auf der Abschätzung der „real time data“ (zusammenfassende Berichte und "exception reports") der chargenbezogenen prozessanalytischen Technologie (PAT), oder den Parametern oder Messwerten entsprechend den Zulassungsunterlagen basieren.</w:t>
+      </w:r>
+    </w:p>
+    <w:p>
+      <w:r>
+        <w:t>4.2 Unterlagen sollten sorgfältig konzipiert, erstellt, überprüft und verteilt werden. Sie sollten den jeweiligen Vorgaben der Produktspezifikation, der Herstellungserlaubnis und der Zulassungsunterlagen, soweit zutreffend, entsprechen. Die Erstellung von Vervielfältigungen der Originalunterlagen als Arbeitsunterlagen sollte nicht zu Fehlern durch den Vervielfältigungsprozess führen.</w:t>
       </w:r>
     </w:p>
     <w:p>
@@ -156,6 +157,9 @@
       </w:r>
     </w:p>
     <w:p>
+      <w:pPr>
+        <w:pStyle w:val="Heading2"/>
+      </w:pPr>
       <w:r>
         <w:t>Gute Dokumentationspraxis</w:t>
       </w:r>
@@ -172,17 +176,20 @@
     </w:p>
     <w:p>
       <w:r>
-        <w:t>4.9 Jede Änderung einer Eintragung in einem Dokument sollte abgezeichnet und datiert</w:t>
+        <w:t>4.9 Jede Änderung einer Eintragung in einem Dokument sollte abgezeichnet und datiert sein. Trotz Änderung sollte die ursprüngliche Information lesbar bleiben. Sofern angezeigt, sollte der Grund für die Änderung protokolliert werden.</w:t>
+      </w:r>
+    </w:p>
+    <w:p>
+      <w:pPr>
+        <w:pStyle w:val="Heading2"/>
+      </w:pPr>
+      <w:r>
+        <w:t>Aufbewahrung der Dokumente</w:t>
       </w:r>
     </w:p>
     <w:p>
       <w:r>
-        <w:t>sein. Trotz Änderung sollte die ursprüngliche Information lesbar bleiben. Sofern angezeigt, sollte der Grund für die Änderung protokolliert werden.</w:t>
-      </w:r>
-    </w:p>
-    <w:p>
-      <w:r>
-        <w:t>Aufbewahrung der Dokumente 4.10 Es sollte klar festgelegt werden, welches Protokoll mit welcher Herstellungsaktivität zusammen hängt und wo sich dieses Protokoll befindet. Es sollten sichere, und soweit angezeigt, validierte Kontrollmaßnahmen vorhanden sein, mit denen die Vollständigkeit und Richtigkeit der Protokolle während der Aufbewahrungszeit sichergestellt wird.</w:t>
+        <w:t>4.10 Es sollte klar festgelegt werden, welches Protokoll mit welcher Herstellungsaktivität zusammen hängt und wo sich dieses Protokoll befindet. Es sollten sichere, und soweit angezeigt, validierte Kontrollmaßnahmen vorhanden sein, mit denen die Vollständigkeit und Richtigkeit der Protokolle während der Aufbewahrungszeit sichergestellt wird.</w:t>
       </w:r>
     </w:p>
     <w:p>
@@ -201,13 +208,29 @@
       </w:r>
     </w:p>
     <w:p>
+      <w:pPr>
+        <w:pStyle w:val="Heading2"/>
+      </w:pPr>
       <w:r>
-        <w:t>Spezifikationen 4.13 Für Ausgangsstoffe, Verpackungsmaterial und Fertigprodukte sollten von der hierfür verantwortlichen Person genehmigte und datierte Spezifikationen vorliegen.</w:t>
+        <w:t>Spezifikationen</w:t>
       </w:r>
     </w:p>
     <w:p>
       <w:r>
-        <w:t>Spezifikationen für Ausgangsstoffe und Verpackungsmaterial 4.14 Die Spezifikationen für Ausgangsstoffe und primäres oder bedrucktes Verpackungsmaterial sollten beinhalten oder, soweit zutreffend, Verweise auf entsprechende Vorschriften angeben für:</w:t>
+        <w:t>4.13 Für Ausgangsstoffe, Verpackungsmaterial und Fertigprodukte sollten von der hierfür verantwortlichen Person genehmigte und datierte Spezifikationen vorliegen.</w:t>
+      </w:r>
+    </w:p>
+    <w:p>
+      <w:pPr>
+        <w:pStyle w:val="Heading2"/>
+      </w:pPr>
+      <w:r>
+        <w:t>Spezifikationen für Ausgangsstoffe und Verpackungsmaterial</w:t>
+      </w:r>
+    </w:p>
+    <w:p>
+      <w:r>
+        <w:t>4.14 Die Spezifikationen für Ausgangsstoffe und primäres oder bedrucktes Verpackungsmaterial sollten beinhalten oder, soweit zutreffend, Verweise auf entsprechende Vorschriften angeben für:</w:t>
       </w:r>
     </w:p>
     <w:p>
@@ -236,13 +259,29 @@
       </w:r>
     </w:p>
     <w:p>
+      <w:pPr>
+        <w:pStyle w:val="Heading2"/>
+      </w:pPr>
       <w:r>
-        <w:t>Spezifikationen für Zwischenprodukte und Bulkware 4.15 Spezifikationen für Zwischenprodukte und Bulkware sollten für kritische Schritte oder dann zur Verfügung stehen, wenn diese als solche bezogen oder vertrieben werden. Die Spezifikationen sollten denen für Ausgangsstoffe oder, soweit zutreffend, denen für Fertigprodukte entsprechen.</w:t>
+        <w:t>Spezifikationen für Zwischenprodukte und Bulkware</w:t>
       </w:r>
     </w:p>
     <w:p>
       <w:r>
-        <w:t>Spezifikationen für Fertigprodukte 4.16 Die Spezifikationen für Fertigprodukte sollten folgende Angaben oder Verweise auf entsprechende Vorschriften beinhalten:</w:t>
+        <w:t>4.15 Spezifikationen für Zwischenprodukte und Bulkware sollten für kritische Schritte oder dann zur Verfügung stehen, wenn diese als solche bezogen oder vertrieben werden. Die Spezifikationen sollten denen für Ausgangsstoffe oder, soweit zutreffend, denen für Fertigprodukte entsprechen.</w:t>
+      </w:r>
+    </w:p>
+    <w:p>
+      <w:pPr>
+        <w:pStyle w:val="Heading2"/>
+      </w:pPr>
+      <w:r>
+        <w:t>Spezifikationen für Fertigprodukte</w:t>
+      </w:r>
+    </w:p>
+    <w:p>
+      <w:r>
+        <w:t>4.16 Die Spezifikationen für Fertigprodukte sollten folgende Angaben oder Verweise auf entsprechende Vorschriften beinhalten:</w:t>
       </w:r>
     </w:p>
     <w:p>
@@ -281,8 +320,16 @@
       </w:r>
     </w:p>
     <w:p>
+      <w:pPr>
+        <w:pStyle w:val="Heading2"/>
+      </w:pPr>
       <w:r>
-        <w:t>Herstellungsvorschriften und Verarbeitungsanweisungen Für alle herzustellenden Produkte und jede Chargengröße sollten ordnungsgemäß genehmigte Herstellungsvorschriften und Verarbeitungsanweisungen vorliegen.</w:t>
+        <w:t>Herstellungsvorschriften und Verarbeitungsanweisungen</w:t>
+      </w:r>
+    </w:p>
+    <w:p>
+      <w:r>
+        <w:t>Für alle herzustellenden Produkte und jede Chargengröße sollten ordnungsgemäß genehmigte Herstellungsvorschriften und Verarbeitungsanweisungen vorliegen.</w:t>
       </w:r>
     </w:p>
     <w:p>
@@ -351,8 +398,16 @@
       </w:r>
     </w:p>
     <w:p>
+      <w:pPr>
+        <w:pStyle w:val="Heading2"/>
+      </w:pPr>
       <w:r>
-        <w:t>Verpackungsanweisungen 4.19 Für jedes Produkt, jede Packungsgröße und jeden Packungstyp sollten ordnungsgemäß genehmigte Verpackungsanweisungen vorliegen. Diese sollten folgende Angaben oder Verweise auf entsprechende Vorschriften beinhalten:</w:t>
+        <w:t>Verpackungsanweisungen</w:t>
+      </w:r>
+    </w:p>
+    <w:p>
+      <w:r>
+        <w:t>4.19 Für jedes Produkt, jede Packungsgröße und jeden Packungstyp sollten ordnungsgemäß genehmigte Verpackungsanweisungen vorliegen. Diese sollten folgende Angaben oder Verweise auf entsprechende Vorschriften beinhalten:</w:t>
       </w:r>
     </w:p>
     <w:p>
@@ -401,13 +456,16 @@
       </w:r>
     </w:p>
     <w:p>
+      <w:pPr>
+        <w:pStyle w:val="Heading2"/>
+      </w:pPr>
       <w:r>
-        <w:t>Protokolle der Chargenfertigung 4.20 Für jede hergestellte Charge sollte ein Chargenverarbeitungsprotokoll angefertigt wer-</w:t>
+        <w:t>Protokolle der Chargenfertigung</w:t>
       </w:r>
     </w:p>
     <w:p>
       <w:r>
-        <w:t>den. Dieses sollte auf den entsprechenden Teilen der gültigen, genehmigten Herstellungsvorschrift und den zugehörigen Verarbeitungsanweisungen beruhen und folgende Informationen beinhalten:</w:t>
+        <w:t>4.20 Für jede hergestellte Charge sollte ein Chargenverarbeitungsprotokoll angefertigt werden. Dieses sollte auf den entsprechenden Teilen der gültigen, genehmigten Herstellungsvorschrift und den zugehörigen Verarbeitungsanweisungen beruhen und folgende Informationen beinhalten:</w:t>
       </w:r>
     </w:p>
     <w:p>
@@ -461,8 +519,16 @@
       </w:r>
     </w:p>
     <w:p>
+      <w:pPr>
+        <w:pStyle w:val="Heading2"/>
+      </w:pPr>
       <w:r>
-        <w:t>Protokolle der Chargenverpackung 4.21 Für jede Charge oder Teilcharge sollte ein Verpackungsprotokoll erstellt werden. Dieses sollte auf den entsprechenden Teilen der Verpackungsanweisungen beruhen.</w:t>
+        <w:t>Protokolle der Chargenverpackung</w:t>
+      </w:r>
+    </w:p>
+    <w:p>
+      <w:r>
+        <w:t>4.21 Für jede Charge oder Teilcharge sollte ein Verpackungsprotokoll erstellt werden. Dieses sollte auf den entsprechenden Teilen der Verpackungsanweisungen beruhen.</w:t>
       </w:r>
     </w:p>
     <w:p>
@@ -516,13 +582,24 @@
       </w:r>
     </w:p>
     <w:p>
+      <w:pPr>
+        <w:pStyle w:val="Heading2"/>
+      </w:pPr>
       <w:r>
         <w:t>Verfahrensbeschreibungen und Protokolle</w:t>
       </w:r>
     </w:p>
     <w:p>
+      <w:pPr>
+        <w:pStyle w:val="Heading2"/>
+      </w:pPr>
       <w:r>
-        <w:t>Wareneingang 4.22 Es sollten schriftliche Verfahrensbeschreibungen und Protokolle für die Annahme jeder Lieferung eines jeden Ausgangsstoffs (einschließlich Bulkware, Zwischenprodukte oder Fertigprodukte) und jedes primären, sekundären und bedruckten Verpackungsmaterials vorhanden sein.</w:t>
+        <w:t>Wareneingang</w:t>
+      </w:r>
+    </w:p>
+    <w:p>
+      <w:r>
+        <w:t>4.22 Es sollten schriftliche Verfahrensbeschreibungen und Protokolle für die Annahme jeder Lieferung eines jeden Ausgangsstoffs (einschließlich Bulkware, Zwischenprodukte oder Fertigprodukte) und jedes primären, sekundären und bedruckten Verpackungsmaterials vorhanden sein.</w:t>
       </w:r>
     </w:p>
     <w:p>
@@ -576,18 +653,42 @@
       </w:r>
     </w:p>
     <w:p>
+      <w:pPr>
+        <w:pStyle w:val="Heading2"/>
+      </w:pPr>
       <w:r>
-        <w:t>Probenahme 4.25 Es sollten schriftliche Verfahrensbeschreibungen für die Probenahme vorliegen, die Angaben enthalten über die Methoden der Probenahme und die einzusetzende Ausrüstung, die zu entnehmenden Probenmengen und alle Vorsichtsmaßnahmen, die zu beachten sind, um eine Verunreinigung des Materials oder sonstige Qualitätsminderungen zu vermeiden.</w:t>
+        <w:t>Probenahme</w:t>
       </w:r>
     </w:p>
     <w:p>
       <w:r>
-        <w:t>Prüfung 4.26 Es sollten schriftliche Verfahrensbeschreibungen für die Prüfung von Materialien und Produkten auf den verschiedenen Herstellungsstufen vorliegen, in denen die Prüfmethoden und die einzusetzende Ausrüstung angegeben sind. Die ausgeführten Prüfungen sollten protokolliert werden.</w:t>
+        <w:t>4.25 Es sollten schriftliche Verfahrensbeschreibungen für die Probenahme vorliegen, die Angaben enthalten über die Methoden der Probenahme und die einzusetzende Ausrüstung, die zu entnehmenden Probenmengen und alle Vorsichtsmaßnahmen, die zu beachten sind, um eine Verunreinigung des Materials oder sonstige Qualitätsminderungen zu vermeiden.</w:t>
+      </w:r>
+    </w:p>
+    <w:p>
+      <w:pPr>
+        <w:pStyle w:val="Heading2"/>
+      </w:pPr>
+      <w:r>
+        <w:t>Prüfung</w:t>
       </w:r>
     </w:p>
     <w:p>
       <w:r>
-        <w:t>Sonstiges 4.27 Es sollten schriftliche Verfahrensbeschreibungen für die Freigabe und Zurückweisung von Materialien und Produkten zur Verfügung stehen. Dies gilt besonders für die Freigabe des Fertigprodukts durch die Sachkundige(n) Person(en). Es sollte ein System vorhanden sein, mit dem spezielle Beobachtungen und jede Änderung kritischer Daten angezeigt werden.</w:t>
+        <w:t>4.26 Es sollten schriftliche Verfahrensbeschreibungen für die Prüfung von Materialien und Produkten auf den verschiedenen Herstellungsstufen vorliegen, in denen die Prüfmethoden und die einzusetzende Ausrüstung angegeben sind. Die ausgeführten Prüfungen sollten protokolliert werden.</w:t>
+      </w:r>
+    </w:p>
+    <w:p>
+      <w:pPr>
+        <w:pStyle w:val="Heading2"/>
+      </w:pPr>
+      <w:r>
+        <w:t>Sonstiges</w:t>
+      </w:r>
+    </w:p>
+    <w:p>
+      <w:r>
+        <w:t>4.27 Es sollten schriftliche Verfahrensbeschreibungen für die Freigabe und Zurückweisung von Materialien und Produkten zur Verfügung stehen. Dies gilt besonders für die Freigabe des Fertigprodukts durch die Sachkundige(n) Person(en). Es sollte ein System vorhanden sein, mit dem spezielle Beobachtungen und jede Änderung kritischer Daten angezeigt werden.</w:t>
       </w:r>
     </w:p>
     <w:p>
